--- a/public/gallery/examples/customer-success-manager/id/resume.docx
+++ b/public/gallery/examples/customer-success-manager/id/resume.docx
@@ -66,7 +66,7 @@
         </w:rPr>
         <w:t xml:space="preserve">📧 </w:t>
       </w:r>
-      <w:hyperlink w:history="1" r:id="rIddfm_b9k3jr-fmkw98muhy">
+      <w:hyperlink w:history="1" r:id="rIdpdkpfuqc6q0haz26ht2u3">
         <w:r>
           <w:rPr>
             <w:sz w:val="18"/>
@@ -89,7 +89,7 @@
         </w:rPr>
         <w:t xml:space="preserve">🔗 </w:t>
       </w:r>
-      <w:hyperlink w:history="1" r:id="rIdf-ellrngvvhq1yvyr6lq_">
+      <w:hyperlink w:history="1" r:id="rId8vqvn3ugbjjzbpwdlwaxt">
         <w:r>
           <w:rPr>
             <w:sz w:val="18"/>
@@ -124,7 +124,7 @@
         <w:spacing w:after="200" w:line="276"/>
         <w:jc w:val="center"/>
       </w:pPr>
-      <w:hyperlink w:history="1" r:id="rIdv_shoax1livlidko_nhwl">
+      <w:hyperlink w:history="1" r:id="rIdwmqyhjrtvvbn_3zqjzyjj">
         <w:r>
           <w:rPr>
             <w:sz w:val="18"/>
@@ -140,7 +140,7 @@
         </w:rPr>
         <w:t xml:space="preserve"> • </w:t>
       </w:r>
-      <w:hyperlink w:history="1" r:id="rId72x3vxnz5h9ftgfczg_hu">
+      <w:hyperlink w:history="1" r:id="rIdtsxe186ono6ti8yiml64k">
         <w:r>
           <w:rPr>
             <w:sz w:val="18"/>
@@ -156,7 +156,7 @@
         </w:rPr>
         <w:t xml:space="preserve"> • </w:t>
       </w:r>
-      <w:hyperlink w:history="1" r:id="rId3e68kcmnxduirumbibqjp">
+      <w:hyperlink w:history="1" r:id="rId5dwxqa6f49f8sprgg2hz1">
         <w:r>
           <w:rPr>
             <w:sz w:val="18"/>
@@ -303,7 +303,7 @@
         </w:rPr>
         <w:t xml:space="preserve">	</w:t>
       </w:r>
-      <w:hyperlink w:history="1" r:id="rIdn7lekzetfo7qpavk4gzn-">
+      <w:hyperlink w:history="1" r:id="rIdcwhn--kzxusxz5kqvne1v">
         <w:r>
           <w:rPr>
             <w:sz w:val="18"/>
@@ -466,7 +466,7 @@
         </w:rPr>
         <w:t xml:space="preserve">	</w:t>
       </w:r>
-      <w:hyperlink w:history="1" r:id="rIdbgdkdnxiggoagxugye33h">
+      <w:hyperlink w:history="1" r:id="rId-nwdn63jd6csfmunb7tcw">
         <w:r>
           <w:rPr>
             <w:sz w:val="18"/>
@@ -648,7 +648,7 @@
         </w:rPr>
         <w:t xml:space="preserve">	</w:t>
       </w:r>
-      <w:hyperlink w:history="1" r:id="rId8y9ocmfa4ipzckvkg41x7">
+      <w:hyperlink w:history="1" r:id="rIdax9t9oys62l6-mxsten8o">
         <w:r>
           <w:rPr>
             <w:sz w:val="18"/>
@@ -811,7 +811,7 @@
         </w:rPr>
         <w:t xml:space="preserve">	</w:t>
       </w:r>
-      <w:hyperlink w:history="1" r:id="rIdkd5mbsq9gniyo4ql3nlwe">
+      <w:hyperlink w:history="1" r:id="rIdikivqvqga6qollbhhl8t_">
         <w:r>
           <w:rPr>
             <w:sz w:val="18"/>
@@ -1300,7 +1300,7 @@
         </w:rPr>
         <w:t xml:space="preserve">	</w:t>
       </w:r>
-      <w:hyperlink w:history="1" r:id="rIdh9r6goggj2ugkuvogkod3">
+      <w:hyperlink w:history="1" r:id="rIdn9_rbxhe8euqsxupmbaq1">
         <w:r>
           <w:rPr>
             <w:sz w:val="18"/>
@@ -1366,7 +1366,7 @@
         </w:rPr>
         <w:t xml:space="preserve">	</w:t>
       </w:r>
-      <w:hyperlink w:history="1" r:id="rIdxzu3fbwpovcnufpg8b5vs">
+      <w:hyperlink w:history="1" r:id="rIdhqe_cziowjbrnxd4ykpav">
         <w:r>
           <w:rPr>
             <w:sz w:val="18"/>
@@ -1451,7 +1451,7 @@
         </w:rPr>
         <w:t xml:space="preserve">	</w:t>
       </w:r>
-      <w:hyperlink w:history="1" r:id="rIdqgxvfah4trm6iekc_9cqb">
+      <w:hyperlink w:history="1" r:id="rIdywtlx56knhckscmuuizhb">
         <w:r>
           <w:rPr>
             <w:sz w:val="18"/>
@@ -1669,7 +1669,7 @@
         </w:rPr>
         <w:t xml:space="preserve">	</w:t>
       </w:r>
-      <w:hyperlink w:history="1" r:id="rIdpdoznpeyw1o3hea3ymcb-">
+      <w:hyperlink w:history="1" r:id="rIdclmjvh78o9-bvbaaxlrn2">
         <w:r>
           <w:rPr>
             <w:sz w:val="18"/>
@@ -1813,7 +1813,7 @@
         </w:rPr>
         <w:t xml:space="preserve">	</w:t>
       </w:r>
-      <w:hyperlink w:history="1" r:id="rIdukcfntql07omornh75oph">
+      <w:hyperlink w:history="1" r:id="rId5nsqv6uxatyz75ko8jgfq">
         <w:r>
           <w:rPr>
             <w:sz w:val="18"/>
@@ -2058,7 +2058,7 @@
         </w:rPr>
         <w:t xml:space="preserve">	</w:t>
       </w:r>
-      <w:hyperlink w:history="1" r:id="rIdkfrss_dkuupmkymi1mqdb">
+      <w:hyperlink w:history="1" r:id="rId02o-gyeh14_gds7gp3mvf">
         <w:r>
           <w:rPr>
             <w:sz w:val="18"/>
@@ -2181,7 +2181,7 @@
         </w:rPr>
         <w:t xml:space="preserve">	</w:t>
       </w:r>
-      <w:hyperlink w:history="1" r:id="rIdaziop9-ghxt0yctcllxui">
+      <w:hyperlink w:history="1" r:id="rIdjdrroocjhf1owfhxl6-gs">
         <w:r>
           <w:rPr>
             <w:sz w:val="18"/>
